--- a/S1-CL3-Cloud-Infrastructure-Improvement/assessments/AT2/AT2-Team-Implementation-Assessor.docx
+++ b/S1-CL3-Cloud-Infrastructure-Improvement/assessments/AT2/AT2-Team-Implementation-Assessor.docx
@@ -418,7 +418,7 @@
               <w:pStyle w:val="Assessortext"/>
             </w:pPr>
             <w:r>
-              <w:t>Students are assessed individually, within a team, on leading and facilitating the team that implements the approved Ledgerline improvement as infrastructure as code. AT2 is the second of three assessment tasks in the S1-CL3 Cloud Infrastructure Improvement cluster and the only group assessment in the semester.</w:t>
+              <w:t>Students are assessed individually, within a team, on leading and facilitating the team that implements the approved Enrolline improvement as infrastructure as code. AT2 is the second of three assessment tasks in the S1-CL3 Cloud Infrastructure Improvement cluster and the only group assessment in the semester.</w:t>
             </w:r>
           </w:p>
           <w:p>
@@ -537,7 +537,7 @@
               <w:pStyle w:val="Assessortext"/>
             </w:pPr>
             <w:r>
-              <w:t>YAT College has approved the improvement design for the Ledgerline cloud infrastructure. The MTS improvement team implements it: four members, one cloud component each, one integrated deployable template.</w:t>
+              <w:t>YAT College has approved the improvement design for the Enrolline cloud infrastructure. The MTS improvement team implements it: four members, one cloud component each, one integrated deployable template.</w:t>
             </w:r>
           </w:p>
           <w:p>
@@ -1490,7 +1490,7 @@
           <w:i w:val="0"/>
           <w:sz w:val="21"/>
         </w:rPr>
-        <w:t>YAT College has approved the improvement design for the Ledgerline cloud infrastructure. Your MP Tech Solutions team now implements it. The team is four members, each owning one cloud component — network, compute, database, or storage — and together you produce one integrated, deployable template.</w:t>
+        <w:t>YAT College has approved the improvement design for the Enrolline cloud infrastructure. Your MP Tech Solutions team now implements it. The team is four members, each owning one cloud component — network, compute, database, or storage — and together you produce one integrated, deployable template.</w:t>
       </w:r>
     </w:p>
     <w:p>
@@ -1822,7 +1822,7 @@
             <w:color w:val="0563C1"/>
             <w:u w:val="single"/>
           </w:rPr>
-          <w:t>Improvement Requirements — the outcomes the implementation serves</w:t>
+          <w:t>Approved Improvement Design — the agreed design your team implements</w:t>
         </w:r>
       </w:hyperlink>
     </w:p>
@@ -1844,7 +1844,7 @@
             <w:color w:val="0563C1"/>
             <w:u w:val="single"/>
           </w:rPr>
-          <w:t>Accounting System Infrastructure Specifications — the baseline you are improving</w:t>
+          <w:t>Improvement Requirements — the outcomes the implementation serves</w:t>
         </w:r>
       </w:hyperlink>
     </w:p>
@@ -1860,6 +1860,28 @@
         <w:t xml:space="preserve">•  </w:t>
       </w:r>
       <w:hyperlink r:id="rId19">
+        <w:r>
+          <w:rPr>
+            <w:sz w:val="21"/>
+            <w:color w:val="0563C1"/>
+            <w:u w:val="single"/>
+          </w:rPr>
+          <w:t>Enrolline Infrastructure Specifications — the baseline you are improving</w:t>
+        </w:r>
+      </w:hyperlink>
+    </w:p>
+    <w:p>
+      <w:pPr>
+        <w:spacing w:after="120"/>
+        <w:ind w:left="340"/>
+      </w:pPr>
+      <w:r>
+        <w:rPr>
+          <w:sz w:val="21"/>
+        </w:rPr>
+        <w:t xml:space="preserve">•  </w:t>
+      </w:r>
+      <w:hyperlink r:id="rId20">
         <w:r>
           <w:rPr>
             <w:sz w:val="21"/>
@@ -1881,7 +1903,7 @@
         </w:rPr>
         <w:t xml:space="preserve">•  </w:t>
       </w:r>
-      <w:hyperlink r:id="rId20">
+      <w:hyperlink r:id="rId21">
         <w:r>
           <w:rPr>
             <w:sz w:val="21"/>
@@ -1903,7 +1925,7 @@
         </w:rPr>
         <w:t xml:space="preserve">•  </w:t>
       </w:r>
-      <w:hyperlink r:id="rId21">
+      <w:hyperlink r:id="rId22">
         <w:r>
           <w:rPr>
             <w:sz w:val="21"/>
@@ -2084,7 +2106,7 @@
         </w:rPr>
         <w:t xml:space="preserve">•  </w:t>
       </w:r>
-      <w:hyperlink r:id="rId17">
+      <w:hyperlink r:id="rId18">
         <w:r>
           <w:rPr>
             <w:sz w:val="19"/>
@@ -2106,7 +2128,7 @@
         </w:rPr>
         <w:t xml:space="preserve">•  </w:t>
       </w:r>
-      <w:hyperlink r:id="rId22">
+      <w:hyperlink r:id="rId23">
         <w:r>
           <w:rPr>
             <w:sz w:val="19"/>
